--- a/tillsyn/A 22763-2025 tillsynsbegäran.docx
+++ b/tillsyn/A 22763-2025 tillsynsbegäran.docx
@@ -555,7 +555,7 @@
     <w:r>
       <w:tab/>
       <w:tab/>
-      <w:t>2025-05-13</w:t>
+      <w:t>2025-05-14</w:t>
       <w:br/>
       <w:br/>
     </w:r>

--- a/tillsyn/A 22763-2025 tillsynsbegäran.docx
+++ b/tillsyn/A 22763-2025 tillsynsbegäran.docx
@@ -555,7 +555,7 @@
     <w:r>
       <w:tab/>
       <w:tab/>
-      <w:t>2025-05-14</w:t>
+      <w:t>2025-05-15</w:t>
       <w:br/>
       <w:br/>
     </w:r>

--- a/tillsyn/A 22763-2025 tillsynsbegäran.docx
+++ b/tillsyn/A 22763-2025 tillsynsbegäran.docx
@@ -555,7 +555,7 @@
     <w:r>
       <w:tab/>
       <w:tab/>
-      <w:t>2025-05-15</w:t>
+      <w:t>2025-05-16</w:t>
       <w:br/>
       <w:br/>
     </w:r>

--- a/tillsyn/A 22763-2025 tillsynsbegäran.docx
+++ b/tillsyn/A 22763-2025 tillsynsbegäran.docx
@@ -555,7 +555,7 @@
     <w:r>
       <w:tab/>
       <w:tab/>
-      <w:t>2025-05-16</w:t>
+      <w:t>2025-05-17</w:t>
       <w:br/>
       <w:br/>
     </w:r>

--- a/tillsyn/A 22763-2025 tillsynsbegäran.docx
+++ b/tillsyn/A 22763-2025 tillsynsbegäran.docx
@@ -555,7 +555,7 @@
     <w:r>
       <w:tab/>
       <w:tab/>
-      <w:t>2025-05-17</w:t>
+      <w:t>2025-05-18</w:t>
       <w:br/>
       <w:br/>
     </w:r>

--- a/tillsyn/A 22763-2025 tillsynsbegäran.docx
+++ b/tillsyn/A 22763-2025 tillsynsbegäran.docx
@@ -555,7 +555,7 @@
     <w:r>
       <w:tab/>
       <w:tab/>
-      <w:t>2025-05-18</w:t>
+      <w:t>2025-05-19</w:t>
       <w:br/>
       <w:br/>
     </w:r>

--- a/tillsyn/A 22763-2025 tillsynsbegäran.docx
+++ b/tillsyn/A 22763-2025 tillsynsbegäran.docx
@@ -555,7 +555,7 @@
     <w:r>
       <w:tab/>
       <w:tab/>
-      <w:t>2025-05-19</w:t>
+      <w:t>2025-05-20</w:t>
       <w:br/>
       <w:br/>
     </w:r>

--- a/tillsyn/A 22763-2025 tillsynsbegäran.docx
+++ b/tillsyn/A 22763-2025 tillsynsbegäran.docx
@@ -555,7 +555,7 @@
     <w:r>
       <w:tab/>
       <w:tab/>
-      <w:t>2025-05-20</w:t>
+      <w:t>2025-05-21</w:t>
       <w:br/>
       <w:br/>
     </w:r>

--- a/tillsyn/A 22763-2025 tillsynsbegäran.docx
+++ b/tillsyn/A 22763-2025 tillsynsbegäran.docx
@@ -555,7 +555,7 @@
     <w:r>
       <w:tab/>
       <w:tab/>
-      <w:t>2025-05-21</w:t>
+      <w:t>2025-05-22</w:t>
       <w:br/>
       <w:br/>
     </w:r>

--- a/tillsyn/A 22763-2025 tillsynsbegäran.docx
+++ b/tillsyn/A 22763-2025 tillsynsbegäran.docx
@@ -555,7 +555,7 @@
     <w:r>
       <w:tab/>
       <w:tab/>
-      <w:t>2025-05-22</w:t>
+      <w:t>2025-05-23</w:t>
       <w:br/>
       <w:br/>
     </w:r>
